--- a/MyDocumentConverterMultiOSV10/samples/output/biblio/ris/docx.docx
+++ b/MyDocumentConverterMultiOSV10/samples/output/biblio/ris/docx.docx
@@ -24,7 +24,7 @@
       <w:r>
         <w:t xml:space="preserve">. Journal of Document Engineering. 12(3), 101-118. </w:t>
       </w:r>
-      <w:hyperlink w:history="1" r:id="rId70-mmdk4hqifczllewtky">
+      <w:hyperlink w:history="1" r:id="rIdrhexmkoxf4c114nfxrxau">
         <w:r>
           <w:rPr>
             <w:rStyle w:val="Hyperlink"/>
@@ -55,7 +55,7 @@
       <w:r>
         <w:t xml:space="preserve">. pandoc.org. </w:t>
       </w:r>
-      <w:hyperlink w:history="1" r:id="rId7hzdc3hombpgc3xku4iox">
+      <w:hyperlink w:history="1" r:id="rIdkhgqmo4xlepvxn4azj-8c">
         <w:r>
           <w:rPr>
             <w:rStyle w:val="Hyperlink"/>
